--- a/Отчет Нагабедян Аркадий.docx
+++ b/Отчет Нагабедян Аркадий.docx
@@ -863,7 +863,9 @@
         </w:tblBorders>
         <w:tblLayout w:type="autofit"/>
         <w:tblCellMar>
+          <w:top w:w="0" w:type="dxa"/>
           <w:left w:w="108" w:type="dxa"/>
+          <w:bottom w:w="0" w:type="dxa"/>
           <w:right w:w="108" w:type="dxa"/>
         </w:tblCellMar>
       </w:tblPr>
@@ -881,6 +883,12 @@
             <w:insideH w:val="none" w:color="auto" w:sz="0" w:space="0"/>
             <w:insideV w:val="none" w:color="auto" w:sz="0" w:space="0"/>
           </w:tblBorders>
+          <w:tblCellMar>
+            <w:top w:w="0" w:type="dxa"/>
+            <w:left w:w="108" w:type="dxa"/>
+            <w:bottom w:w="0" w:type="dxa"/>
+            <w:right w:w="108" w:type="dxa"/>
+          </w:tblCellMar>
         </w:tblPrEx>
         <w:tc>
           <w:tcPr>
@@ -940,7 +948,9 @@
             <w:insideV w:val="none" w:color="auto" w:sz="0" w:space="0"/>
           </w:tblBorders>
           <w:tblCellMar>
+            <w:top w:w="0" w:type="dxa"/>
             <w:left w:w="108" w:type="dxa"/>
+            <w:bottom w:w="0" w:type="dxa"/>
             <w:right w:w="108" w:type="dxa"/>
           </w:tblCellMar>
         </w:tblPrEx>
@@ -1006,7 +1016,9 @@
             <w:insideV w:val="none" w:color="auto" w:sz="0" w:space="0"/>
           </w:tblBorders>
           <w:tblCellMar>
+            <w:top w:w="0" w:type="dxa"/>
             <w:left w:w="108" w:type="dxa"/>
+            <w:bottom w:w="0" w:type="dxa"/>
             <w:right w:w="108" w:type="dxa"/>
           </w:tblCellMar>
         </w:tblPrEx>
@@ -1071,6 +1083,12 @@
             <w:insideH w:val="none" w:color="auto" w:sz="0" w:space="0"/>
             <w:insideV w:val="none" w:color="auto" w:sz="0" w:space="0"/>
           </w:tblBorders>
+          <w:tblCellMar>
+            <w:top w:w="0" w:type="dxa"/>
+            <w:left w:w="108" w:type="dxa"/>
+            <w:bottom w:w="0" w:type="dxa"/>
+            <w:right w:w="108" w:type="dxa"/>
+          </w:tblCellMar>
         </w:tblPrEx>
         <w:tc>
           <w:tcPr>
@@ -1134,7 +1152,9 @@
             <w:insideV w:val="none" w:color="auto" w:sz="0" w:space="0"/>
           </w:tblBorders>
           <w:tblCellMar>
+            <w:top w:w="0" w:type="dxa"/>
             <w:left w:w="108" w:type="dxa"/>
+            <w:bottom w:w="0" w:type="dxa"/>
             <w:right w:w="108" w:type="dxa"/>
           </w:tblCellMar>
         </w:tblPrEx>
@@ -1200,7 +1220,9 @@
             <w:insideV w:val="none" w:color="auto" w:sz="0" w:space="0"/>
           </w:tblBorders>
           <w:tblCellMar>
+            <w:top w:w="0" w:type="dxa"/>
             <w:left w:w="108" w:type="dxa"/>
+            <w:bottom w:w="0" w:type="dxa"/>
             <w:right w:w="108" w:type="dxa"/>
           </w:tblCellMar>
         </w:tblPrEx>
@@ -1273,7 +1295,9 @@
             <w:insideV w:val="none" w:color="auto" w:sz="0" w:space="0"/>
           </w:tblBorders>
           <w:tblCellMar>
+            <w:top w:w="0" w:type="dxa"/>
             <w:left w:w="108" w:type="dxa"/>
+            <w:bottom w:w="0" w:type="dxa"/>
             <w:right w:w="108" w:type="dxa"/>
           </w:tblCellMar>
         </w:tblPrEx>
@@ -1346,7 +1370,9 @@
             <w:insideV w:val="none" w:color="auto" w:sz="0" w:space="0"/>
           </w:tblBorders>
           <w:tblCellMar>
+            <w:top w:w="0" w:type="dxa"/>
             <w:left w:w="108" w:type="dxa"/>
+            <w:bottom w:w="0" w:type="dxa"/>
             <w:right w:w="108" w:type="dxa"/>
           </w:tblCellMar>
         </w:tblPrEx>
@@ -1411,6 +1437,12 @@
             <w:insideH w:val="none" w:color="auto" w:sz="0" w:space="0"/>
             <w:insideV w:val="none" w:color="auto" w:sz="0" w:space="0"/>
           </w:tblBorders>
+          <w:tblCellMar>
+            <w:top w:w="0" w:type="dxa"/>
+            <w:left w:w="108" w:type="dxa"/>
+            <w:bottom w:w="0" w:type="dxa"/>
+            <w:right w:w="108" w:type="dxa"/>
+          </w:tblCellMar>
         </w:tblPrEx>
         <w:tc>
           <w:tcPr>
@@ -1481,7 +1513,9 @@
             <w:insideV w:val="none" w:color="auto" w:sz="0" w:space="0"/>
           </w:tblBorders>
           <w:tblCellMar>
+            <w:top w:w="0" w:type="dxa"/>
             <w:left w:w="108" w:type="dxa"/>
+            <w:bottom w:w="0" w:type="dxa"/>
             <w:right w:w="108" w:type="dxa"/>
           </w:tblCellMar>
         </w:tblPrEx>
@@ -1547,7 +1581,9 @@
             <w:insideV w:val="none" w:color="auto" w:sz="0" w:space="0"/>
           </w:tblBorders>
           <w:tblCellMar>
+            <w:top w:w="0" w:type="dxa"/>
             <w:left w:w="108" w:type="dxa"/>
+            <w:bottom w:w="0" w:type="dxa"/>
             <w:right w:w="108" w:type="dxa"/>
           </w:tblCellMar>
         </w:tblPrEx>
@@ -1613,7 +1649,9 @@
             <w:insideV w:val="none" w:color="auto" w:sz="0" w:space="0"/>
           </w:tblBorders>
           <w:tblCellMar>
+            <w:top w:w="0" w:type="dxa"/>
             <w:left w:w="108" w:type="dxa"/>
+            <w:bottom w:w="0" w:type="dxa"/>
             <w:right w:w="108" w:type="dxa"/>
           </w:tblCellMar>
         </w:tblPrEx>
@@ -1679,7 +1717,9 @@
             <w:insideV w:val="none" w:color="auto" w:sz="0" w:space="0"/>
           </w:tblBorders>
           <w:tblCellMar>
+            <w:top w:w="0" w:type="dxa"/>
             <w:left w:w="108" w:type="dxa"/>
+            <w:bottom w:w="0" w:type="dxa"/>
             <w:right w:w="108" w:type="dxa"/>
           </w:tblCellMar>
         </w:tblPrEx>
@@ -1691,9 +1731,11 @@
             <w:pPr>
               <w:spacing w:line="360" w:lineRule="auto"/>
               <w:rPr>
+                <w:rFonts w:hint="default"/>
                 <w:sz w:val="28"/>
                 <w:szCs w:val="28"/>
                 <w:vertAlign w:val="baseline"/>
+                <w:lang w:val="ru-RU"/>
               </w:rPr>
             </w:pPr>
             <w:r>
@@ -1702,8 +1744,19 @@
                 <w:sz w:val="28"/>
                 <w:szCs w:val="28"/>
               </w:rPr>
-              <w:t>ПРИЛОЖЕНИЕ</w:t>
+              <w:t>ПРИЛОЖЕНИ</w:t>
             </w:r>
+            <w:r>
+              <w:rPr>
+                <w:rFonts w:hint="default"/>
+                <w:sz w:val="28"/>
+                <w:szCs w:val="28"/>
+                <w:lang w:val="ru-RU"/>
+              </w:rPr>
+              <w:t>Я</w:t>
+            </w:r>
+            <w:bookmarkStart w:id="6" w:name="_GoBack"/>
+            <w:bookmarkEnd w:id="6"/>
           </w:p>
         </w:tc>
         <w:tc>
@@ -1723,21 +1776,6 @@
         </w:tc>
       </w:tr>
     </w:tbl>
-    <w:p>
-      <w:pPr>
-        <w:pBdr>
-          <w:top w:val="single" w:color="auto" w:sz="4" w:space="0"/>
-          <w:left w:val="single" w:color="auto" w:sz="4" w:space="0"/>
-          <w:bottom w:val="single" w:color="auto" w:sz="4" w:space="0"/>
-          <w:right w:val="single" w:color="auto" w:sz="4" w:space="0"/>
-          <w:between w:val="single" w:color="auto" w:sz="4" w:space="0"/>
-        </w:pBdr>
-        <w:spacing w:line="360" w:lineRule="auto"/>
-      </w:pPr>
-      <w:r>
-        <w:br w:type="page"/>
-      </w:r>
-    </w:p>
     <w:p>
       <w:pPr>
         <w:keepNext w:val="0"/>
@@ -1763,16 +1801,14 @@
           <w:szCs w:val="28"/>
           <w:lang w:val="en-US"/>
         </w:rPr>
-      </w:pPr>
-      <w:r>
-        <w:rPr>
-          <w:rFonts w:hint="default" w:ascii="Times New Roman" w:hAnsi="Times New Roman"/>
-          <w:sz w:val="28"/>
-          <w:szCs w:val="28"/>
-          <w:lang w:val="en-US"/>
-        </w:rPr>
-        <w:t>ВВЕДЕНИЕ</w:t>
-      </w:r>
+        <w:sectPr>
+          <w:footerReference r:id="rId6" w:type="default"/>
+          <w:pgSz w:w="11906" w:h="16838"/>
+          <w:pgMar w:top="1134" w:right="850" w:bottom="1134" w:left="1701" w:header="720" w:footer="720" w:gutter="0"/>
+          <w:cols w:space="720" w:num="1"/>
+          <w:docGrid w:linePitch="360" w:charSpace="0"/>
+        </w:sectPr>
+      </w:pPr>
     </w:p>
     <w:p>
       <w:pPr>
@@ -1800,6 +1836,42 @@
           <w:lang w:val="en-US"/>
         </w:rPr>
       </w:pPr>
+      <w:r>
+        <w:rPr>
+          <w:rFonts w:hint="default" w:ascii="Times New Roman" w:hAnsi="Times New Roman"/>
+          <w:sz w:val="28"/>
+          <w:szCs w:val="28"/>
+          <w:lang w:val="en-US"/>
+        </w:rPr>
+        <w:t>ВВЕДЕНИЕ</w:t>
+      </w:r>
+    </w:p>
+    <w:p>
+      <w:pPr>
+        <w:keepNext w:val="0"/>
+        <w:keepLines w:val="0"/>
+        <w:pageBreakBefore w:val="0"/>
+        <w:widowControl/>
+        <w:kinsoku/>
+        <w:wordWrap/>
+        <w:overflowPunct/>
+        <w:topLinePunct w:val="0"/>
+        <w:autoSpaceDE/>
+        <w:autoSpaceDN/>
+        <w:bidi w:val="0"/>
+        <w:adjustRightInd/>
+        <w:snapToGrid/>
+        <w:spacing w:line="360" w:lineRule="auto"/>
+        <w:ind w:firstLine="350" w:firstLineChars="125"/>
+        <w:jc w:val="center"/>
+        <w:textAlignment w:val="auto"/>
+        <w:rPr>
+          <w:rFonts w:hint="default" w:ascii="Times New Roman" w:hAnsi="Times New Roman"/>
+          <w:sz w:val="28"/>
+          <w:szCs w:val="28"/>
+          <w:lang w:val="en-US"/>
+        </w:rPr>
+      </w:pPr>
     </w:p>
     <w:p>
       <w:pPr>
@@ -2784,8 +2856,8 @@
           <w:szCs w:val="28"/>
         </w:rPr>
       </w:pPr>
-      <w:bookmarkStart w:id="0" w:name="_Toc152747480"/>
-      <w:bookmarkStart w:id="1" w:name="_Toc152760582"/>
+      <w:bookmarkStart w:id="0" w:name="_Toc152760582"/>
+      <w:bookmarkStart w:id="1" w:name="_Toc152747480"/>
       <w:bookmarkStart w:id="2" w:name="_Toc161010134"/>
       <w:r>
         <w:rPr>
@@ -3271,7 +3343,7 @@
                     </pic:cNvPicPr>
                   </pic:nvPicPr>
                   <pic:blipFill>
-                    <a:blip r:embed="rId7"/>
+                    <a:blip r:embed="rId9"/>
                     <a:stretch>
                       <a:fillRect/>
                     </a:stretch>
@@ -3556,7 +3628,7 @@
                     </pic:cNvPicPr>
                   </pic:nvPicPr>
                   <pic:blipFill>
-                    <a:blip r:embed="rId8"/>
+                    <a:blip r:embed="rId10"/>
                     <a:stretch>
                       <a:fillRect/>
                     </a:stretch>
@@ -3882,7 +3954,7 @@
                     </pic:cNvPicPr>
                   </pic:nvPicPr>
                   <pic:blipFill>
-                    <a:blip r:embed="rId9"/>
+                    <a:blip r:embed="rId11"/>
                     <a:stretch>
                       <a:fillRect/>
                     </a:stretch>
@@ -7240,7 +7312,7 @@
                     </pic:cNvPicPr>
                   </pic:nvPicPr>
                   <pic:blipFill>
-                    <a:blip r:embed="rId10"/>
+                    <a:blip r:embed="rId12"/>
                     <a:stretch>
                       <a:fillRect/>
                     </a:stretch>
@@ -8498,7 +8570,7 @@
                     </pic:cNvPicPr>
                   </pic:nvPicPr>
                   <pic:blipFill>
-                    <a:blip r:embed="rId11"/>
+                    <a:blip r:embed="rId13"/>
                     <a:stretch>
                       <a:fillRect/>
                     </a:stretch>
@@ -9206,7 +9278,7 @@
                     </pic:cNvPicPr>
                   </pic:nvPicPr>
                   <pic:blipFill>
-                    <a:blip r:embed="rId12"/>
+                    <a:blip r:embed="rId14"/>
                     <a:stretch>
                       <a:fillRect/>
                     </a:stretch>
@@ -9389,7 +9461,7 @@
                     </pic:cNvPicPr>
                   </pic:nvPicPr>
                   <pic:blipFill>
-                    <a:blip r:embed="rId13"/>
+                    <a:blip r:embed="rId15"/>
                     <a:stretch>
                       <a:fillRect/>
                     </a:stretch>
@@ -9601,7 +9673,7 @@
                     </pic:cNvPicPr>
                   </pic:nvPicPr>
                   <pic:blipFill>
-                    <a:blip r:embed="rId14"/>
+                    <a:blip r:embed="rId16"/>
                     <a:stretch>
                       <a:fillRect/>
                     </a:stretch>
@@ -10881,7 +10953,7 @@
                     </pic:cNvPicPr>
                   </pic:nvPicPr>
                   <pic:blipFill>
-                    <a:blip r:embed="rId15"/>
+                    <a:blip r:embed="rId17"/>
                     <a:stretch>
                       <a:fillRect/>
                     </a:stretch>
@@ -11548,7 +11620,7 @@
                     </pic:cNvPicPr>
                   </pic:nvPicPr>
                   <pic:blipFill>
-                    <a:blip r:embed="rId16"/>
+                    <a:blip r:embed="rId18"/>
                     <a:stretch>
                       <a:fillRect/>
                     </a:stretch>
@@ -11897,7 +11969,7 @@
                     </pic:cNvPicPr>
                   </pic:nvPicPr>
                   <pic:blipFill>
-                    <a:blip r:embed="rId17"/>
+                    <a:blip r:embed="rId19"/>
                     <a:stretch>
                       <a:fillRect/>
                     </a:stretch>
@@ -12223,7 +12295,7 @@
                     </pic:cNvPicPr>
                   </pic:nvPicPr>
                   <pic:blipFill>
-                    <a:blip r:embed="rId18"/>
+                    <a:blip r:embed="rId20"/>
                     <a:stretch>
                       <a:fillRect/>
                     </a:stretch>
@@ -12406,7 +12478,7 @@
                     </pic:cNvPicPr>
                   </pic:nvPicPr>
                   <pic:blipFill>
-                    <a:blip r:embed="rId19"/>
+                    <a:blip r:embed="rId21"/>
                     <a:stretch>
                       <a:fillRect/>
                     </a:stretch>
@@ -12757,8 +12829,6 @@
         </w:rPr>
         <w:t>Разработанное веб-приложение "StoneProcessing" может быть использовано в коммерческих целях для продажи натурального камня и услуг по его обработке, а также может служить основой для дальнейшего развития и масштабирования — добавления новых категорий камней, расширения перечня услуг, интеграции с платёжными системами и службами доставки.</w:t>
       </w:r>
-      <w:bookmarkStart w:id="6" w:name="_GoBack"/>
-      <w:bookmarkEnd w:id="6"/>
       <w:r>
         <w:rPr>
           <w:rFonts w:hint="default"/>
@@ -47256,12 +47326,6 @@
             <w:insideH w:val="single" w:color="auto" w:sz="4" w:space="0"/>
             <w:insideV w:val="single" w:color="auto" w:sz="4" w:space="0"/>
           </w:tblBorders>
-          <w:tblCellMar>
-            <w:top w:w="0" w:type="dxa"/>
-            <w:left w:w="108" w:type="dxa"/>
-            <w:bottom w:w="0" w:type="dxa"/>
-            <w:right w:w="108" w:type="dxa"/>
-          </w:tblCellMar>
         </w:tblPrEx>
         <w:tc>
           <w:tcPr>
@@ -47354,12 +47418,6 @@
             <w:insideH w:val="single" w:color="auto" w:sz="4" w:space="0"/>
             <w:insideV w:val="single" w:color="auto" w:sz="4" w:space="0"/>
           </w:tblBorders>
-          <w:tblCellMar>
-            <w:top w:w="0" w:type="dxa"/>
-            <w:left w:w="108" w:type="dxa"/>
-            <w:bottom w:w="0" w:type="dxa"/>
-            <w:right w:w="108" w:type="dxa"/>
-          </w:tblCellMar>
         </w:tblPrEx>
         <w:tc>
           <w:tcPr>
@@ -48662,7 +48720,7 @@
             <wp:cNvGraphicFramePr/>
             <a:graphic xmlns:a="http://schemas.openxmlformats.org/drawingml/2006/main">
               <a:graphicData uri="http://schemas.openxmlformats.org/drawingml/2006/chart">
-                <c:chart xmlns:c="http://schemas.openxmlformats.org/drawingml/2006/chart" xmlns:r="http://schemas.openxmlformats.org/officeDocument/2006/relationships" r:id="rId20"/>
+                <c:chart xmlns:c="http://schemas.openxmlformats.org/drawingml/2006/chart" xmlns:r="http://schemas.openxmlformats.org/officeDocument/2006/relationships" r:id="rId22"/>
               </a:graphicData>
             </a:graphic>
           </wp:inline>
@@ -51299,6 +51357,7 @@
       </w:pPr>
     </w:p>
     <w:sectPr>
+      <w:footerReference r:id="rId7" w:type="default"/>
       <w:pgSz w:w="11906" w:h="16838"/>
       <w:pgMar w:top="1134" w:right="850" w:bottom="1134" w:left="1701" w:header="720" w:footer="720" w:gutter="0"/>
       <w:cols w:space="720" w:num="1"/>
@@ -51338,6 +51397,87 @@
   <w:sdt>
     <w:sdtPr>
       <w:id w:val="908117570"/>
+      <w:docPartObj>
+        <w:docPartGallery w:val="autotext"/>
+      </w:docPartObj>
+    </w:sdtPr>
+    <w:sdtEndPr>
+      <w:rPr>
+        <w:sz w:val="28"/>
+        <w:szCs w:val="28"/>
+      </w:rPr>
+    </w:sdtEndPr>
+    <w:sdtContent>
+      <w:p>
+        <w:pPr>
+          <w:pStyle w:val="14"/>
+          <w:jc w:val="center"/>
+          <w:rPr>
+            <w:sz w:val="28"/>
+            <w:szCs w:val="28"/>
+          </w:rPr>
+        </w:pPr>
+        <w:r>
+          <w:rPr>
+            <w:sz w:val="28"/>
+            <w:szCs w:val="28"/>
+          </w:rPr>
+          <w:fldChar w:fldCharType="begin"/>
+        </w:r>
+        <w:r>
+          <w:rPr>
+            <w:sz w:val="28"/>
+            <w:szCs w:val="28"/>
+          </w:rPr>
+          <w:instrText xml:space="preserve">PAGE   \* MERGEFORMAT</w:instrText>
+        </w:r>
+        <w:r>
+          <w:rPr>
+            <w:sz w:val="28"/>
+            <w:szCs w:val="28"/>
+          </w:rPr>
+          <w:fldChar w:fldCharType="separate"/>
+        </w:r>
+        <w:r>
+          <w:rPr>
+            <w:sz w:val="28"/>
+            <w:szCs w:val="28"/>
+          </w:rPr>
+          <w:t>2</w:t>
+        </w:r>
+        <w:r>
+          <w:rPr>
+            <w:sz w:val="28"/>
+            <w:szCs w:val="28"/>
+          </w:rPr>
+          <w:fldChar w:fldCharType="end"/>
+        </w:r>
+      </w:p>
+    </w:sdtContent>
+  </w:sdt>
+  <w:p>
+    <w:pPr>
+      <w:pStyle w:val="14"/>
+    </w:pPr>
+  </w:p>
+</w:ftr>
+</file>
+
+<file path=word/footer2.xml><?xml version="1.0" encoding="utf-8"?>
+<w:ftr xmlns:wpc="http://schemas.microsoft.com/office/word/2010/wordprocessingCanvas" xmlns:mc="http://schemas.openxmlformats.org/markup-compatibility/2006" xmlns:o="urn:schemas-microsoft-com:office:office" xmlns:r="http://schemas.openxmlformats.org/officeDocument/2006/relationships" xmlns:m="http://schemas.openxmlformats.org/officeDocument/2006/math" xmlns:v="urn:schemas-microsoft-com:vml" xmlns:wp14="http://schemas.microsoft.com/office/word/2010/wordprocessingDrawing" xmlns:wp="http://schemas.openxmlformats.org/drawingml/2006/wordprocessingDrawing" xmlns:w10="urn:schemas-microsoft-com:office:word" xmlns:w="http://schemas.openxmlformats.org/wordprocessingml/2006/main" xmlns:w14="http://schemas.microsoft.com/office/word/2010/wordml" xmlns:w15="http://schemas.microsoft.com/office/word/2012/wordml" xmlns:wpg="http://schemas.microsoft.com/office/word/2010/wordprocessingGroup" xmlns:wpi="http://schemas.microsoft.com/office/word/2010/wordprocessingInk" xmlns:wne="http://schemas.microsoft.com/office/word/2006/wordml" xmlns:wps="http://schemas.microsoft.com/office/word/2010/wordprocessingShape" xmlns:wpsCustomData="http://www.wps.cn/officeDocument/2013/wpsCustomData" mc:Ignorable="w14 w15 wp14">
+  <w:p>
+    <w:pPr>
+      <w:pStyle w:val="14"/>
+    </w:pPr>
+  </w:p>
+</w:ftr>
+</file>
+
+<file path=word/footer3.xml><?xml version="1.0" encoding="utf-8"?>
+<w:ftr xmlns:wpc="http://schemas.microsoft.com/office/word/2010/wordprocessingCanvas" xmlns:mc="http://schemas.openxmlformats.org/markup-compatibility/2006" xmlns:o="urn:schemas-microsoft-com:office:office" xmlns:r="http://schemas.openxmlformats.org/officeDocument/2006/relationships" xmlns:m="http://schemas.openxmlformats.org/officeDocument/2006/math" xmlns:v="urn:schemas-microsoft-com:vml" xmlns:wp14="http://schemas.microsoft.com/office/word/2010/wordprocessingDrawing" xmlns:wp="http://schemas.openxmlformats.org/drawingml/2006/wordprocessingDrawing" xmlns:w10="urn:schemas-microsoft-com:office:word" xmlns:w="http://schemas.openxmlformats.org/wordprocessingml/2006/main" xmlns:w14="http://schemas.microsoft.com/office/word/2010/wordml" xmlns:w15="http://schemas.microsoft.com/office/word/2012/wordml" xmlns:wpg="http://schemas.microsoft.com/office/word/2010/wordprocessingGroup" xmlns:wpi="http://schemas.microsoft.com/office/word/2010/wordprocessingInk" xmlns:wne="http://schemas.microsoft.com/office/word/2006/wordml" xmlns:wps="http://schemas.microsoft.com/office/word/2010/wordprocessingShape" xmlns:wpsCustomData="http://www.wps.cn/officeDocument/2013/wpsCustomData" mc:Ignorable="w14 w15 wp14">
+  <w:sdt>
+    <w:sdtPr>
+      <w:id w:val="147474729"/>
       <w:docPartObj>
         <w:docPartGallery w:val="autotext"/>
       </w:docPartObj>
@@ -51878,7 +52018,14 @@
     <w:semiHidden/>
     <w:qFormat/>
     <w:uiPriority w:val="0"/>
-    <w:tblPr/>
+    <w:tblPr>
+      <w:tblCellMar>
+        <w:top w:w="0" w:type="dxa"/>
+        <w:left w:w="108" w:type="dxa"/>
+        <w:bottom w:w="0" w:type="dxa"/>
+        <w:right w:w="108" w:type="dxa"/>
+      </w:tblCellMar>
+    </w:tblPr>
   </w:style>
   <w:style w:type="character" w:styleId="6">
     <w:name w:val="FollowedHyperlink"/>
